--- a/data/ai_texts/AI_text_133.docx
+++ b/data/ai_texts/AI_text_133.docx
@@ -24,7 +24,7 @@
     </w:p>
     <w:p>
       <w:r>
-        <w:t>The video under analysis reveals several instances that resonate with my personal teaching philosophy, particularly in the realm of student engagement and individualized learning approaches. For example, the depiction of a teacher facilitating open-ended discussions aligns with my belief in fostering critical thinking and active participation, as supported by the notion that such practices enhance teachers' self-efficacy in guiding classroom talk (Brown and Garcia). However, the video also presents scenarios that challenge my convictions, such as the reliance on standardized testing, which contrasts with my emphasis on holistic assessment methods. This tension underscores the complexity of balancing institutional requirements with a student-centered approach, highlighting the need for reflective practice. Ultimately, the video serves as a catalyst for reevaluating my pedagogical strategies, prompting an exploration of how theoretical beliefs can be harmonized with practical realities in the classroom.</w:t>
+        <w:t>The video under analysis reveals several instances that resonate with my personal teaching philosophy, particularly in the realm of student engagement and individualized learning approaches. For example, the depiction of a teacher facilitating open-ended discussions aligns with my belief in fostering critical thinking and active participation, as supported by the notion that such practices enhance teachers' self-efficacy in guiding classroom talk (Ref-s819683). However, the video also presents scenarios that challenge my convictions, such as the reliance on standardized testing, which contrasts with my emphasis on holistic assessment methods. This tension underscores the complexity of balancing institutional requirements with a student-centered approach, highlighting the need for reflective practice. Ultimately, the video serves as a catalyst for reevaluating my pedagogical strategies, prompting an exploration of how theoretical beliefs can be harmonized with practical realities in the classroom.</w:t>
       </w:r>
     </w:p>
     <w:p>
@@ -34,7 +34,7 @@
     </w:p>
     <w:p>
       <w:r>
-        <w:t>Connecting with parents is a fundamental aspect of fostering a supportive educational environment, as it builds trust and understanding crucial for student success. In the video, Andrew's intervention in a case of student neglect exemplifies the impact of effective communication between teachers and parents, highlighting how such interactions can lead to positive outcomes. According to Leenders et al. (Ref-u752693), a trustful home–school relationship is essential, particularly for students from low socioeconomic backgrounds, as it centers the child and strengthens their educational support system. The video underscores this by demonstrating Andrew's proactive approach in addressing the student's needs through direct engagement with the family, thereby nurturing a collaborative partnership. This example illustrates the role of teachers not only as educators but also as advocates for their students, emphasizing the necessity of bridging the gap between home and school to ensure a holistic educational experience.</w:t>
+        <w:t>Connecting with parents is a fundamental aspect of fostering a supportive educational environment, as it builds trust and understanding crucial for student success. In the video, Andrew's intervention in a case of student neglect exemplifies the impact of effective communication between teachers and parents, highlighting how such interactions can lead to positive outcomes. According to Leenders et al. (Ref-u897429), a trustful home–school relationship is essential, particularly for students from low socioeconomic backgrounds, as it centers the child and strengthens their educational support system. The video underscores this by demonstrating Andrew's proactive approach in addressing the student's needs through direct engagement with the family, thereby nurturing a collaborative partnership. This example illustrates the role of teachers not only as educators but also as advocates for their students, emphasizing the necessity of bridging the gap between home and school to ensure a holistic educational experience.</w:t>
       </w:r>
     </w:p>
     <w:p>
@@ -44,7 +44,7 @@
     </w:p>
     <w:p>
       <w:r>
-        <w:t>The video underscores the importance of individualized attention in overcoming educational barriers, illustrating how personalized instruction can significantly enhance student motivation and success. One poignant example is a teacher's dedication to tailoring lessons to meet each student's unique needs, which aligns with my belief in personalized educational experiences. This approach not only helps students grasp complex concepts more effectively but also fosters a deeper connection between the student and teacher, which is crucial for sustained engagement. According to Chen's research (Ref-u103204), this individualized focus enhances teachers' self-efficacy, enabling them to adapt their teaching methods to better suit diverse learner profiles. By providing students with tailor-made learning experiences, educators can inspire them to achieve their full potential, making the educational journey both memorable and impactful.</w:t>
+        <w:t>The video underscores the importance of individualized attention in overcoming educational barriers, illustrating how personalized instruction can significantly enhance student motivation and success. One poignant example is a teacher's dedication to tailoring lessons to meet each student's unique needs, which aligns with my belief in personalized educational experiences. This approach not only helps students grasp complex concepts more effectively but also fosters a deeper connection between the student and teacher, which is crucial for sustained engagement. According to Chen's research (Ref-s564566), this individualized focus enhances teachers' self-efficacy, enabling them to adapt their teaching methods to better suit diverse learner profiles. By providing students with tailor-made learning experiences, educators can inspire them to achieve their full potential, making the educational journey both memorable and impactful.</w:t>
       </w:r>
     </w:p>
     <w:p>
